--- a/exercises/Bài tập tổng hợp 48-49 - Cấu trúc so sánh/Đề 2.docx
+++ b/exercises/Bài tập tổng hợp 48-49 - Cấu trúc so sánh/Đề 2.docx
@@ -3,604 +3,2428 @@
 <w:document xmlns:w="http://schemas.openxmlformats.org/wordprocessingml/2006/main">
   <w:body>
     <w:p>
-      <w:r>
-        <w:rPr>
+      <w:pPr>
+        <w:spacing w:before="0" w:after="280"/>
+        <w:keepNext/>
+        <w:jc w:val="center"/>
+      </w:pPr>
+      <w:r>
+        <w:rPr>
+          <w:color w:val="000000"/>
           <w:b/>
         </w:rPr>
-        <w:t xml:space="preserve">ĐỀ TỔNG HỢP 48–49 – ĐỀ 2</w:t>
-      </w:r>
-    </w:p>
-    <w:p>
-      <w:r>
-        <w:t xml:space="preserve">EQUALITY – COMPARATIVES – SUPERLATIVES – SPECIAL COMPARISON STRUCTURES</w:t>
-      </w:r>
-    </w:p>
-    <w:p>
-      <w:r>
-        <w:t xml:space="preserve">Họ và tên: __________________________                         Điểm: ________/100</w:t>
-      </w:r>
-    </w:p>
-    <w:p>
-      <w:r>
-        <w:rPr>
+        <w:t>ĐỀ TỔNG HỢP 48–49 – ĐỀ 2</w:t>
+      </w:r>
+    </w:p>
+    <w:p>
+      <w:pPr>
+        <w:spacing w:before="0" w:after="180"/>
+        <w:jc w:val="center"/>
+      </w:pPr>
+      <w:r>
+        <w:rPr>
+          <w:color w:val="000000"/>
           <w:b/>
         </w:rPr>
-        <w:t xml:space="preserve">PHẦN 1. VIẾT DẠNG SO SÁNH ĐÚNG (10 điểm)</w:t>
-      </w:r>
-    </w:p>
-    <w:p>
-      <w:r>
-        <w:t xml:space="preserve">1. carefully (superlative)</w:t>
-      </w:r>
-    </w:p>
-    <w:p>
-      <w:r>
-        <w:t xml:space="preserve">2. good (comparative)</w:t>
-      </w:r>
-    </w:p>
-    <w:p>
-      <w:r>
-        <w:t xml:space="preserve">3. bad (superlative)</w:t>
-      </w:r>
-    </w:p>
-    <w:p>
-      <w:r>
-        <w:t xml:space="preserve">4. far (comparative)</w:t>
-      </w:r>
-    </w:p>
-    <w:p>
-      <w:r>
-        <w:t xml:space="preserve">5. little (comparative)</w:t>
-      </w:r>
-    </w:p>
-    <w:p>
-      <w:r>
-        <w:t xml:space="preserve">6. many (superlative)</w:t>
-      </w:r>
-    </w:p>
-    <w:p>
-      <w:r>
-        <w:t xml:space="preserve">7. easy (superlative)</w:t>
-      </w:r>
-    </w:p>
-    <w:p>
-      <w:r>
-        <w:t xml:space="preserve">8. expensive (comparative)</w:t>
-      </w:r>
-    </w:p>
-    <w:p>
-      <w:r>
-        <w:t xml:space="preserve">9. thin (comparative)</w:t>
-      </w:r>
-    </w:p>
-    <w:p>
-      <w:r>
-        <w:t xml:space="preserve">10. well (superlative)</w:t>
-      </w:r>
-    </w:p>
-    <w:p>
-      <w:r>
-        <w:rPr>
+        <w:t>EQUALITY – COMPARATIVES – SUPERLATIVES – SPECIAL COMPARISON STRUCTURES</w:t>
+      </w:r>
+    </w:p>
+    <w:p>
+      <w:pPr>
+        <w:spacing w:before="0" w:after="100"/>
+      </w:pPr>
+      <w:r>
+        <w:rPr>
+          <w:color w:val="000000"/>
+        </w:rPr>
+        <w:t>Họ và tên: __________________________                         Điểm: ________/100</w:t>
+      </w:r>
+    </w:p>
+    <w:p>
+      <w:pPr>
+        <w:spacing w:before="0" w:after="100"/>
+      </w:pPr>
+      <w:r>
+        <w:rPr>
+          <w:color w:val="000000"/>
+        </w:rPr>
+        <w:t>Phạm vi kiến thức: Bài 48–49 — so sánh bằng; so sánh hơn; so sánh nhất; so sánh kép; cấu trúc đặc biệt.</w:t>
+      </w:r>
+    </w:p>
+    <w:p>
+      <w:pPr>
+        <w:spacing w:before="0" w:after="100"/>
+      </w:pPr>
+      <w:r>
+        <w:rPr>
+          <w:color w:val="000000"/>
+        </w:rPr>
+        <w:t>Thời gian làm bài dự kiến: 90 phút.</w:t>
+      </w:r>
+    </w:p>
+    <w:p>
+      <w:pPr>
+        <w:spacing w:before="0" w:after="100"/>
+      </w:pPr>
+      <w:r>
+        <w:rPr>
+          <w:color w:val="000000"/>
+        </w:rPr>
+        <w:t>Tổng điểm: 100 điểm.</w:t>
+      </w:r>
+    </w:p>
+    <w:p>
+      <w:pPr>
+        <w:spacing w:before="0" w:after="120"/>
+      </w:pPr>
+      <w:r>
+        <w:rPr>
+          <w:color w:val="000000"/>
+        </w:rPr>
+        <w:t>Hướng dẫn chung: Làm lần lượt từng phần và kiểm tra dạng từ, cấu trúc as...as, so sánh hơn, so sánh nhất cùng các cấu trúc kép trước khi nộp bài.</w:t>
+      </w:r>
+    </w:p>
+    <w:p>
+      <w:pPr>
+        <w:spacing w:before="240" w:after="60"/>
+        <w:keepNext/>
+      </w:pPr>
+      <w:r>
+        <w:rPr>
+          <w:color w:val="000000"/>
           <w:b/>
         </w:rPr>
-        <w:t xml:space="preserve">PHẦN 2. SO SÁNH BẰNG (10 điểm)</w:t>
-      </w:r>
-    </w:p>
-    <w:p>
-      <w:r>
-        <w:t xml:space="preserve">1. The blue room is the same size ___ the green one.</w:t>
-      </w:r>
-    </w:p>
-    <w:p>
-      <w:r>
-        <w:t xml:space="preserve">2. Her answer is similar ___ mine.</w:t>
-      </w:r>
-    </w:p>
-    <w:p>
-      <w:r>
-        <w:t xml:space="preserve">3. My phone is different ___ yours.</w:t>
-      </w:r>
-    </w:p>
-    <w:p>
-      <w:r>
-        <w:t xml:space="preserve">4. She earns twice ___ much ___ I do.</w:t>
-      </w:r>
-    </w:p>
-    <w:p>
-      <w:r>
-        <w:t xml:space="preserve">5. This task is not so difficult ___ the last one.</w:t>
-      </w:r>
-    </w:p>
-    <w:p>
-      <w:r>
-        <w:t xml:space="preserve">6. He has ___ patience ___ his teacher.</w:t>
-      </w:r>
-    </w:p>
-    <w:p>
-      <w:r>
-        <w:t xml:space="preserve">7. There are ___ students here ___ yesterday.</w:t>
-      </w:r>
-    </w:p>
-    <w:p>
-      <w:r>
-        <w:t xml:space="preserve">8. The film was ___ interesting ___ the book.</w:t>
-      </w:r>
-    </w:p>
-    <w:p>
-      <w:r>
-        <w:t xml:space="preserve">9. My sister sings ___ beautifully ___ my mother.</w:t>
-      </w:r>
-    </w:p>
-    <w:p>
-      <w:r>
-        <w:t xml:space="preserve">10. Their house is three times ___ large ___ ours.</w:t>
-      </w:r>
-    </w:p>
-    <w:p>
-      <w:r>
-        <w:rPr>
+        <w:t>PHẦN 1. VIẾT DẠNG SO SÁNH ĐÚNG (10 điểm)</w:t>
+      </w:r>
+    </w:p>
+    <w:p>
+      <w:pPr>
+        <w:spacing w:before="0" w:after="60"/>
+        <w:keepNext/>
+      </w:pPr>
+      <w:r>
+        <w:rPr>
+          <w:color w:val="000000"/>
+          <w:i/>
+        </w:rPr>
+        <w:t>Hướng dẫn: Viết dạng so sánh đúng của từ trong ngoặc theo yêu cầu.</w:t>
+      </w:r>
+    </w:p>
+    <w:p>
+      <w:pPr>
+        <w:spacing w:before="40" w:after="60"/>
+      </w:pPr>
+      <w:r>
+        <w:rPr>
+          <w:color w:val="000000"/>
+        </w:rPr>
+        <w:t>1. carefully (superlative)</w:t>
+      </w:r>
+    </w:p>
+    <w:p>
+      <w:pPr>
+        <w:spacing w:before="120" w:after="160"/>
+      </w:pPr>
+      <w:r>
+        <w:rPr>
+          <w:color w:val="000000"/>
+        </w:rPr>
+        <w:t>2. good (comparative)</w:t>
+      </w:r>
+    </w:p>
+    <w:p>
+      <w:pPr>
+        <w:spacing w:before="120" w:after="160"/>
+      </w:pPr>
+      <w:r>
+        <w:rPr>
+          <w:color w:val="000000"/>
+        </w:rPr>
+        <w:t>3. bad (superlative)</w:t>
+      </w:r>
+    </w:p>
+    <w:p>
+      <w:pPr>
+        <w:spacing w:before="120" w:after="160"/>
+      </w:pPr>
+      <w:r>
+        <w:rPr>
+          <w:color w:val="000000"/>
+        </w:rPr>
+        <w:t>4. far (comparative)</w:t>
+      </w:r>
+    </w:p>
+    <w:p>
+      <w:pPr>
+        <w:spacing w:before="120" w:after="160"/>
+      </w:pPr>
+      <w:r>
+        <w:rPr>
+          <w:color w:val="000000"/>
+        </w:rPr>
+        <w:t>5. little (comparative)</w:t>
+      </w:r>
+    </w:p>
+    <w:p>
+      <w:pPr>
+        <w:spacing w:before="120" w:after="160"/>
+      </w:pPr>
+      <w:r>
+        <w:rPr>
+          <w:color w:val="000000"/>
+        </w:rPr>
+        <w:t>6. many (superlative)</w:t>
+      </w:r>
+    </w:p>
+    <w:p>
+      <w:pPr>
+        <w:spacing w:before="120" w:after="160"/>
+      </w:pPr>
+      <w:r>
+        <w:rPr>
+          <w:color w:val="000000"/>
+        </w:rPr>
+        <w:t>7. easy (superlative)</w:t>
+      </w:r>
+    </w:p>
+    <w:p>
+      <w:pPr>
+        <w:spacing w:before="120" w:after="160"/>
+      </w:pPr>
+      <w:r>
+        <w:rPr>
+          <w:color w:val="000000"/>
+        </w:rPr>
+        <w:t>8. expensive (comparative)</w:t>
+      </w:r>
+    </w:p>
+    <w:p>
+      <w:pPr>
+        <w:spacing w:before="120" w:after="160"/>
+      </w:pPr>
+      <w:r>
+        <w:rPr>
+          <w:color w:val="000000"/>
+        </w:rPr>
+        <w:t>9. thin (comparative)</w:t>
+      </w:r>
+    </w:p>
+    <w:p>
+      <w:pPr>
+        <w:spacing w:before="120" w:after="160"/>
+      </w:pPr>
+      <w:r>
+        <w:rPr>
+          <w:color w:val="000000"/>
+        </w:rPr>
+        <w:t>10. well (superlative)</w:t>
+      </w:r>
+    </w:p>
+    <w:p>
+      <w:pPr>
+        <w:spacing w:before="240" w:after="60"/>
+        <w:keepNext/>
+      </w:pPr>
+      <w:r>
+        <w:rPr>
+          <w:color w:val="000000"/>
           <w:b/>
         </w:rPr>
-        <w:t xml:space="preserve">PHẦN 3. SO SÁNH HƠN (10 điểm)</w:t>
-      </w:r>
-    </w:p>
-    <w:p>
-      <w:r>
-        <w:t xml:space="preserve">1. This road is ___ (bad) than that road.</w:t>
-      </w:r>
-    </w:p>
-    <w:p>
-      <w:r>
-        <w:t xml:space="preserve">2. We have ___ (little) time than they do.</w:t>
-      </w:r>
-    </w:p>
-    <w:p>
-      <w:r>
-        <w:t xml:space="preserve">3. There are ___ (many) people here today.</w:t>
-      </w:r>
-    </w:p>
-    <w:p>
-      <w:r>
-        <w:t xml:space="preserve">4. The river is much ___ (wide) after the rain.</w:t>
-      </w:r>
-    </w:p>
-    <w:p>
-      <w:r>
-        <w:t xml:space="preserve">5. This chair is slightly ___ (comfortable) than mine.</w:t>
-      </w:r>
-    </w:p>
-    <w:p>
-      <w:r>
-        <w:t xml:space="preserve">6. Nam arrived ___ (early) than Hoa.</w:t>
-      </w:r>
-    </w:p>
-    <w:p>
-      <w:r>
-        <w:t xml:space="preserve">7. Life here is far ___ (peaceful) than in the city.</w:t>
-      </w:r>
-    </w:p>
-    <w:p>
-      <w:r>
-        <w:t xml:space="preserve">8. Her bag is ___ (heavy) than mine.</w:t>
-      </w:r>
-    </w:p>
-    <w:p>
-      <w:r>
-        <w:t xml:space="preserve">9. The second test was ___ (easy) than expected.</w:t>
-      </w:r>
-    </w:p>
-    <w:p>
-      <w:r>
-        <w:t xml:space="preserve">10. He drives ___ (carefully) than his brother.</w:t>
-      </w:r>
-    </w:p>
-    <w:p>
-      <w:r>
-        <w:rPr>
+        <w:t>PHẦN 2. SO SÁNH BẰNG (10 điểm)</w:t>
+      </w:r>
+    </w:p>
+    <w:p>
+      <w:pPr>
+        <w:spacing w:before="0" w:after="60"/>
+        <w:keepNext/>
+      </w:pPr>
+      <w:r>
+        <w:rPr>
+          <w:color w:val="000000"/>
+          <w:i/>
+        </w:rPr>
+        <w:t>Hướng dẫn: Điền cấu trúc so sánh bằng hoặc cụm từ liên quan phù hợp với ngữ cảnh.</w:t>
+      </w:r>
+    </w:p>
+    <w:p>
+      <w:pPr>
+        <w:spacing w:before="40" w:after="60"/>
+      </w:pPr>
+      <w:r>
+        <w:rPr>
+          <w:color w:val="000000"/>
+        </w:rPr>
+        <w:t>1. The blue room is the same size ___ the green one.</w:t>
+      </w:r>
+    </w:p>
+    <w:p>
+      <w:pPr>
+        <w:spacing w:before="120" w:after="160"/>
+      </w:pPr>
+      <w:r>
+        <w:rPr>
+          <w:color w:val="000000"/>
+        </w:rPr>
+        <w:t>2. Her answer is similar ___ mine.</w:t>
+      </w:r>
+    </w:p>
+    <w:p>
+      <w:pPr>
+        <w:spacing w:before="120" w:after="160"/>
+      </w:pPr>
+      <w:r>
+        <w:rPr>
+          <w:color w:val="000000"/>
+        </w:rPr>
+        <w:t>3. My phone is different ___ yours.</w:t>
+      </w:r>
+    </w:p>
+    <w:p>
+      <w:pPr>
+        <w:spacing w:before="120" w:after="160"/>
+      </w:pPr>
+      <w:r>
+        <w:rPr>
+          <w:color w:val="000000"/>
+        </w:rPr>
+        <w:t>4. She earns twice ___ much ___ I do.</w:t>
+      </w:r>
+    </w:p>
+    <w:p>
+      <w:pPr>
+        <w:spacing w:before="120" w:after="160"/>
+      </w:pPr>
+      <w:r>
+        <w:rPr>
+          <w:color w:val="000000"/>
+        </w:rPr>
+        <w:t>5. This task is not so difficult ___ the last one.</w:t>
+      </w:r>
+    </w:p>
+    <w:p>
+      <w:pPr>
+        <w:spacing w:before="120" w:after="160"/>
+      </w:pPr>
+      <w:r>
+        <w:rPr>
+          <w:color w:val="000000"/>
+        </w:rPr>
+        <w:t>6. He has ___ patience ___ his teacher.</w:t>
+      </w:r>
+    </w:p>
+    <w:p>
+      <w:pPr>
+        <w:spacing w:before="120" w:after="160"/>
+      </w:pPr>
+      <w:r>
+        <w:rPr>
+          <w:color w:val="000000"/>
+        </w:rPr>
+        <w:t>7. There are ___ students here ___ yesterday.</w:t>
+      </w:r>
+    </w:p>
+    <w:p>
+      <w:pPr>
+        <w:spacing w:before="120" w:after="160"/>
+      </w:pPr>
+      <w:r>
+        <w:rPr>
+          <w:color w:val="000000"/>
+        </w:rPr>
+        <w:t>8. The film was ___ interesting ___ the book.</w:t>
+      </w:r>
+    </w:p>
+    <w:p>
+      <w:pPr>
+        <w:spacing w:before="120" w:after="160"/>
+      </w:pPr>
+      <w:r>
+        <w:rPr>
+          <w:color w:val="000000"/>
+        </w:rPr>
+        <w:t>9. My sister sings ___ beautifully ___ my mother.</w:t>
+      </w:r>
+    </w:p>
+    <w:p>
+      <w:pPr>
+        <w:spacing w:before="120" w:after="160"/>
+      </w:pPr>
+      <w:r>
+        <w:rPr>
+          <w:color w:val="000000"/>
+        </w:rPr>
+        <w:t>10. Their house is three times ___ large ___ ours.</w:t>
+      </w:r>
+    </w:p>
+    <w:p>
+      <w:pPr>
+        <w:spacing w:before="240" w:after="60"/>
+        <w:keepNext/>
+      </w:pPr>
+      <w:r>
+        <w:rPr>
+          <w:color w:val="000000"/>
           <w:b/>
         </w:rPr>
-        <w:t xml:space="preserve">PHẦN 4. SO SÁNH NHẤT (10 điểm)</w:t>
-      </w:r>
-    </w:p>
-    <w:p>
-      <w:r>
-        <w:t xml:space="preserve">1. This is ___ restaurant in town. (bad)</w:t>
-      </w:r>
-    </w:p>
-    <w:p>
-      <w:r>
-        <w:t xml:space="preserve">2. Nam runs ___ of all the players. (fast)</w:t>
-      </w:r>
-    </w:p>
-    <w:p>
-      <w:r>
-        <w:t xml:space="preserve">3. She answered ___ in the group. (carefully)</w:t>
-      </w:r>
-    </w:p>
-    <w:p>
-      <w:r>
-        <w:t xml:space="preserve">4. It is one of ___ cities in Vietnam. (large)</w:t>
-      </w:r>
-    </w:p>
-    <w:p>
-      <w:r>
-        <w:t xml:space="preserve">5. He is the second ___ runner in the race. (quick)</w:t>
-      </w:r>
-    </w:p>
-    <w:p>
-      <w:r>
-        <w:t xml:space="preserve">6. This laptop is ___ of the three. (expensive)</w:t>
-      </w:r>
-    </w:p>
-    <w:p>
-      <w:r>
-        <w:t xml:space="preserve">7. Who is ___ person in your family? (old)</w:t>
-      </w:r>
-    </w:p>
-    <w:p>
-      <w:r>
-        <w:t xml:space="preserve">8. It was ___ journey of my life. (long)</w:t>
-      </w:r>
-    </w:p>
-    <w:p>
-      <w:r>
-        <w:t xml:space="preserve">9. Sunday is ___ day for the shop. (busy)</w:t>
-      </w:r>
-    </w:p>
-    <w:p>
-      <w:r>
-        <w:t xml:space="preserve">10. This question is ___ in the test. (difficult)</w:t>
-      </w:r>
-    </w:p>
-    <w:p>
-      <w:r>
-        <w:rPr>
+        <w:t>PHẦN 3. SO SÁNH HƠN (10 điểm)</w:t>
+      </w:r>
+    </w:p>
+    <w:p>
+      <w:pPr>
+        <w:spacing w:before="0" w:after="60"/>
+        <w:keepNext/>
+      </w:pPr>
+      <w:r>
+        <w:rPr>
+          <w:color w:val="000000"/>
+          <w:i/>
+        </w:rPr>
+        <w:t>Hướng dẫn: Chia từ trong ngoặc ở dạng so sánh hơn phù hợp.</w:t>
+      </w:r>
+    </w:p>
+    <w:p>
+      <w:pPr>
+        <w:spacing w:before="40" w:after="60"/>
+      </w:pPr>
+      <w:r>
+        <w:rPr>
+          <w:color w:val="000000"/>
+        </w:rPr>
+        <w:t>1. This road is ___ (bad) than that road.</w:t>
+      </w:r>
+    </w:p>
+    <w:p>
+      <w:pPr>
+        <w:spacing w:before="120" w:after="160"/>
+      </w:pPr>
+      <w:r>
+        <w:rPr>
+          <w:color w:val="000000"/>
+        </w:rPr>
+        <w:t>2. We have ___ (little) time than they do.</w:t>
+      </w:r>
+    </w:p>
+    <w:p>
+      <w:pPr>
+        <w:spacing w:before="120" w:after="160"/>
+      </w:pPr>
+      <w:r>
+        <w:rPr>
+          <w:color w:val="000000"/>
+        </w:rPr>
+        <w:t>3. There are ___ (many) people here today.</w:t>
+      </w:r>
+    </w:p>
+    <w:p>
+      <w:pPr>
+        <w:spacing w:before="120" w:after="160"/>
+      </w:pPr>
+      <w:r>
+        <w:rPr>
+          <w:color w:val="000000"/>
+        </w:rPr>
+        <w:t>4. The river is much ___ (wide) after the rain.</w:t>
+      </w:r>
+    </w:p>
+    <w:p>
+      <w:pPr>
+        <w:spacing w:before="120" w:after="160"/>
+      </w:pPr>
+      <w:r>
+        <w:rPr>
+          <w:color w:val="000000"/>
+        </w:rPr>
+        <w:t>5. This chair is slightly ___ (comfortable) than mine.</w:t>
+      </w:r>
+    </w:p>
+    <w:p>
+      <w:pPr>
+        <w:spacing w:before="120" w:after="160"/>
+      </w:pPr>
+      <w:r>
+        <w:rPr>
+          <w:color w:val="000000"/>
+        </w:rPr>
+        <w:t>6. Nam arrived ___ (early) than Hoa.</w:t>
+      </w:r>
+    </w:p>
+    <w:p>
+      <w:pPr>
+        <w:spacing w:before="120" w:after="160"/>
+      </w:pPr>
+      <w:r>
+        <w:rPr>
+          <w:color w:val="000000"/>
+        </w:rPr>
+        <w:t>7. Life here is far ___ (peaceful) than in the city.</w:t>
+      </w:r>
+    </w:p>
+    <w:p>
+      <w:pPr>
+        <w:spacing w:before="120" w:after="160"/>
+      </w:pPr>
+      <w:r>
+        <w:rPr>
+          <w:color w:val="000000"/>
+        </w:rPr>
+        <w:t>8. Her bag is ___ (heavy) than mine.</w:t>
+      </w:r>
+    </w:p>
+    <w:p>
+      <w:pPr>
+        <w:spacing w:before="120" w:after="160"/>
+      </w:pPr>
+      <w:r>
+        <w:rPr>
+          <w:color w:val="000000"/>
+        </w:rPr>
+        <w:t>9. The second test was ___ (easy) than expected.</w:t>
+      </w:r>
+    </w:p>
+    <w:p>
+      <w:pPr>
+        <w:spacing w:before="120" w:after="160"/>
+      </w:pPr>
+      <w:r>
+        <w:rPr>
+          <w:color w:val="000000"/>
+        </w:rPr>
+        <w:t>10. He drives ___ (carefully) than his brother.</w:t>
+      </w:r>
+    </w:p>
+    <w:p>
+      <w:pPr>
+        <w:spacing w:before="240" w:after="60"/>
+        <w:keepNext/>
+      </w:pPr>
+      <w:r>
+        <w:rPr>
+          <w:color w:val="000000"/>
           <w:b/>
         </w:rPr>
-        <w:t xml:space="preserve">PHẦN 5. SO SÁNH KÉP VÀ CẤU TRÚC ĐẶC BIỆT (10 điểm)</w:t>
-      </w:r>
-    </w:p>
-    <w:p>
-      <w:r>
-        <w:t xml:space="preserve">1. The more carefully you drive, ___ it is. (safe)</w:t>
-      </w:r>
-    </w:p>
-    <w:p>
-      <w:r>
-        <w:t xml:space="preserve">2. The city is becoming ___. (crowded)</w:t>
-      </w:r>
-    </w:p>
-    <w:p>
-      <w:r>
-        <w:t xml:space="preserve">3. The less sugar you eat, ___ you may feel. (healthy)</w:t>
-      </w:r>
-    </w:p>
-    <w:p>
-      <w:r>
-        <w:t xml:space="preserve">4. Her English is getting ___. (good)</w:t>
-      </w:r>
-    </w:p>
-    <w:p>
-      <w:r>
-        <w:t xml:space="preserve">5. The harder he works, ___ results he gets. (good)</w:t>
-      </w:r>
-    </w:p>
-    <w:p>
-      <w:r>
-        <w:t xml:space="preserve">6. The river became ___. (wide)</w:t>
-      </w:r>
-    </w:p>
-    <w:p>
-      <w:r>
-        <w:t xml:space="preserve">7. The more expensive the hotel is, ___ its service is. (good)</w:t>
-      </w:r>
-    </w:p>
-    <w:p>
-      <w:r>
-        <w:t xml:space="preserve">8. Technology is developing ___. (rapidly)</w:t>
-      </w:r>
-    </w:p>
-    <w:p>
-      <w:r>
-        <w:t xml:space="preserve">9. The longer I waited, ___ I became. (impatient)</w:t>
-      </w:r>
-    </w:p>
-    <w:p>
-      <w:r>
-        <w:t xml:space="preserve">10. The more books she reads, ___ she knows.</w:t>
-      </w:r>
-    </w:p>
-    <w:p>
-      <w:r>
-        <w:rPr>
+        <w:t>PHẦN 4. SO SÁNH NHẤT (10 điểm)</w:t>
+      </w:r>
+    </w:p>
+    <w:p>
+      <w:pPr>
+        <w:spacing w:before="0" w:after="60"/>
+        <w:keepNext/>
+      </w:pPr>
+      <w:r>
+        <w:rPr>
+          <w:color w:val="000000"/>
+          <w:i/>
+        </w:rPr>
+        <w:t>Hướng dẫn: Chia từ trong ngoặc ở dạng so sánh nhất phù hợp.</w:t>
+      </w:r>
+    </w:p>
+    <w:p>
+      <w:pPr>
+        <w:spacing w:before="40" w:after="60"/>
+      </w:pPr>
+      <w:r>
+        <w:rPr>
+          <w:color w:val="000000"/>
+        </w:rPr>
+        <w:t>1. This is ___ restaurant in town. (bad)</w:t>
+      </w:r>
+    </w:p>
+    <w:p>
+      <w:pPr>
+        <w:spacing w:before="120" w:after="160"/>
+      </w:pPr>
+      <w:r>
+        <w:rPr>
+          <w:color w:val="000000"/>
+        </w:rPr>
+        <w:t>2. Nam runs ___ of all the players. (fast)</w:t>
+      </w:r>
+    </w:p>
+    <w:p>
+      <w:pPr>
+        <w:spacing w:before="120" w:after="160"/>
+      </w:pPr>
+      <w:r>
+        <w:rPr>
+          <w:color w:val="000000"/>
+        </w:rPr>
+        <w:t>3. She answered ___ in the group. (carefully)</w:t>
+      </w:r>
+    </w:p>
+    <w:p>
+      <w:pPr>
+        <w:spacing w:before="120" w:after="160"/>
+      </w:pPr>
+      <w:r>
+        <w:rPr>
+          <w:color w:val="000000"/>
+        </w:rPr>
+        <w:t>4. It is one of ___ cities in Vietnam. (large)</w:t>
+      </w:r>
+    </w:p>
+    <w:p>
+      <w:pPr>
+        <w:spacing w:before="120" w:after="160"/>
+      </w:pPr>
+      <w:r>
+        <w:rPr>
+          <w:color w:val="000000"/>
+        </w:rPr>
+        <w:t>5. He is the second ___ runner in the race. (quick)</w:t>
+      </w:r>
+    </w:p>
+    <w:p>
+      <w:pPr>
+        <w:spacing w:before="120" w:after="160"/>
+      </w:pPr>
+      <w:r>
+        <w:rPr>
+          <w:color w:val="000000"/>
+        </w:rPr>
+        <w:t>6. This laptop is ___ of the three. (expensive)</w:t>
+      </w:r>
+    </w:p>
+    <w:p>
+      <w:pPr>
+        <w:spacing w:before="120" w:after="160"/>
+      </w:pPr>
+      <w:r>
+        <w:rPr>
+          <w:color w:val="000000"/>
+        </w:rPr>
+        <w:t>7. Who is ___ person in your family? (old)</w:t>
+      </w:r>
+    </w:p>
+    <w:p>
+      <w:pPr>
+        <w:spacing w:before="120" w:after="160"/>
+      </w:pPr>
+      <w:r>
+        <w:rPr>
+          <w:color w:val="000000"/>
+        </w:rPr>
+        <w:t>8. It was ___ journey of my life. (long)</w:t>
+      </w:r>
+    </w:p>
+    <w:p>
+      <w:pPr>
+        <w:spacing w:before="120" w:after="160"/>
+      </w:pPr>
+      <w:r>
+        <w:rPr>
+          <w:color w:val="000000"/>
+        </w:rPr>
+        <w:t>9. Sunday is ___ day for the shop. (busy)</w:t>
+      </w:r>
+    </w:p>
+    <w:p>
+      <w:pPr>
+        <w:spacing w:before="120" w:after="160"/>
+      </w:pPr>
+      <w:r>
+        <w:rPr>
+          <w:color w:val="000000"/>
+        </w:rPr>
+        <w:t>10. This question is ___ in the test. (difficult)</w:t>
+      </w:r>
+    </w:p>
+    <w:p>
+      <w:pPr>
+        <w:spacing w:before="240" w:after="60"/>
+        <w:keepNext/>
+      </w:pPr>
+      <w:r>
+        <w:rPr>
+          <w:color w:val="000000"/>
           <w:b/>
         </w:rPr>
-        <w:t xml:space="preserve">PHẦN 6. VIẾT LẠI CÂU (10 điểm)</w:t>
-      </w:r>
-    </w:p>
-    <w:p>
-      <w:r>
-        <w:t xml:space="preserve">1. The test becomes increasingly difficult.</w:t>
-      </w:r>
-    </w:p>
-    <w:p>
-      <w:r>
-        <w:t xml:space="preserve">2. If you practice more, you improve faster.</w:t>
-      </w:r>
-    </w:p>
-    <w:p>
-      <w:r>
-        <w:t xml:space="preserve">3. Mai sings better than Hoa. (not as)</w:t>
-      </w:r>
-    </w:p>
-    <w:p>
-      <w:r>
-        <w:t xml:space="preserve">4. This is the best meal I have eaten. (better)</w:t>
-      </w:r>
-    </w:p>
-    <w:p>
-      <w:r>
-        <w:t xml:space="preserve">5. Only Tom is older than Nam in the team.</w:t>
-      </w:r>
-    </w:p>
-    <w:p>
-      <w:r>
-        <w:t xml:space="preserve">6. My house is twice the size of yours.</w:t>
-      </w:r>
-    </w:p>
-    <w:p>
-      <w:r>
-        <w:t xml:space="preserve">7. Her phone is different from mine. (same)</w:t>
-      </w:r>
-    </w:p>
-    <w:p>
-      <w:r>
-        <w:t xml:space="preserve">8. A bike is slower than a motorbike.</w:t>
-      </w:r>
-    </w:p>
-    <w:p>
-      <w:r>
-        <w:t xml:space="preserve">9. Nobody in class works harder than Lan.</w:t>
-      </w:r>
-    </w:p>
-    <w:p>
-      <w:r>
-        <w:t xml:space="preserve">10. As the night continued, it became colder.</w:t>
-      </w:r>
-    </w:p>
-    <w:p>
-      <w:r>
-        <w:rPr>
+        <w:t>PHẦN 5. SO SÁNH KÉP VÀ CẤU TRÚC ĐẶC BIỆT (10 điểm)</w:t>
+      </w:r>
+    </w:p>
+    <w:p>
+      <w:pPr>
+        <w:spacing w:before="0" w:after="60"/>
+        <w:keepNext/>
+      </w:pPr>
+      <w:r>
+        <w:rPr>
+          <w:color w:val="000000"/>
+          <w:i/>
+        </w:rPr>
+        <w:t>Hướng dẫn: Hoàn thành cấu trúc so sánh kép hoặc cấu trúc đặc biệt theo nghĩa của câu.</w:t>
+      </w:r>
+    </w:p>
+    <w:p>
+      <w:pPr>
+        <w:spacing w:before="40" w:after="60"/>
+      </w:pPr>
+      <w:r>
+        <w:rPr>
+          <w:color w:val="000000"/>
+        </w:rPr>
+        <w:t>1. The more carefully you drive, ___ it is. (safe)</w:t>
+      </w:r>
+    </w:p>
+    <w:p>
+      <w:pPr>
+        <w:spacing w:before="120" w:after="160"/>
+      </w:pPr>
+      <w:r>
+        <w:rPr>
+          <w:color w:val="000000"/>
+        </w:rPr>
+        <w:t>2. The city is becoming ___. (crowded)</w:t>
+      </w:r>
+    </w:p>
+    <w:p>
+      <w:pPr>
+        <w:spacing w:before="120" w:after="160"/>
+      </w:pPr>
+      <w:r>
+        <w:rPr>
+          <w:color w:val="000000"/>
+        </w:rPr>
+        <w:t>3. The less sugar you eat, ___ you may feel. (healthy)</w:t>
+      </w:r>
+    </w:p>
+    <w:p>
+      <w:pPr>
+        <w:spacing w:before="120" w:after="160"/>
+      </w:pPr>
+      <w:r>
+        <w:rPr>
+          <w:color w:val="000000"/>
+        </w:rPr>
+        <w:t>4. Her English is getting ___. (good)</w:t>
+      </w:r>
+    </w:p>
+    <w:p>
+      <w:pPr>
+        <w:spacing w:before="120" w:after="160"/>
+      </w:pPr>
+      <w:r>
+        <w:rPr>
+          <w:color w:val="000000"/>
+        </w:rPr>
+        <w:t>5. The harder he works, ___ results he gets. (good)</w:t>
+      </w:r>
+    </w:p>
+    <w:p>
+      <w:pPr>
+        <w:spacing w:before="120" w:after="160"/>
+      </w:pPr>
+      <w:r>
+        <w:rPr>
+          <w:color w:val="000000"/>
+        </w:rPr>
+        <w:t>6. The river became ___. (wide)</w:t>
+      </w:r>
+    </w:p>
+    <w:p>
+      <w:pPr>
+        <w:spacing w:before="120" w:after="160"/>
+      </w:pPr>
+      <w:r>
+        <w:rPr>
+          <w:color w:val="000000"/>
+        </w:rPr>
+        <w:t>7. The more expensive the hotel is, ___ its service is. (good)</w:t>
+      </w:r>
+    </w:p>
+    <w:p>
+      <w:pPr>
+        <w:spacing w:before="120" w:after="160"/>
+      </w:pPr>
+      <w:r>
+        <w:rPr>
+          <w:color w:val="000000"/>
+        </w:rPr>
+        <w:t>8. Technology is developing ___. (rapidly)</w:t>
+      </w:r>
+    </w:p>
+    <w:p>
+      <w:pPr>
+        <w:spacing w:before="120" w:after="160"/>
+      </w:pPr>
+      <w:r>
+        <w:rPr>
+          <w:color w:val="000000"/>
+        </w:rPr>
+        <w:t>9. The longer I waited, ___ I became. (impatient)</w:t>
+      </w:r>
+    </w:p>
+    <w:p>
+      <w:pPr>
+        <w:spacing w:before="120" w:after="160"/>
+      </w:pPr>
+      <w:r>
+        <w:rPr>
+          <w:color w:val="000000"/>
+        </w:rPr>
+        <w:t>10. The more books she reads, ___ she knows.</w:t>
+      </w:r>
+    </w:p>
+    <w:p>
+      <w:pPr>
+        <w:spacing w:before="240" w:after="60"/>
+        <w:keepNext/>
+      </w:pPr>
+      <w:r>
+        <w:rPr>
+          <w:color w:val="000000"/>
           <w:b/>
         </w:rPr>
-        <w:t xml:space="preserve">PHẦN 7. SỬA LỖI SAI (10 điểm)</w:t>
-      </w:r>
-    </w:p>
-    <w:p>
-      <w:r>
-        <w:t xml:space="preserve">1. It is one of the tallest building.</w:t>
-      </w:r>
-    </w:p>
-    <w:p>
-      <w:r>
-        <w:t xml:space="preserve">2. She is the second most tall student.</w:t>
-      </w:r>
-    </w:p>
-    <w:p>
-      <w:r>
-        <w:t xml:space="preserve">3. The more you read, you know more.</w:t>
-      </w:r>
-    </w:p>
-    <w:p>
-      <w:r>
-        <w:t xml:space="preserve">4. The weather gets more and more cold.</w:t>
-      </w:r>
-    </w:p>
-    <w:p>
-      <w:r>
-        <w:t xml:space="preserve">5. I have less books than Lan.</w:t>
-      </w:r>
-    </w:p>
-    <w:p>
-      <w:r>
-        <w:t xml:space="preserve">6. This box is three times bigger as that one.</w:t>
-      </w:r>
-    </w:p>
-    <w:p>
-      <w:r>
-        <w:t xml:space="preserve">7. He works carefuler than I do.</w:t>
-      </w:r>
-    </w:p>
-    <w:p>
-      <w:r>
-        <w:t xml:space="preserve">8. Who is the older person here?</w:t>
-      </w:r>
-    </w:p>
-    <w:p>
-      <w:r>
-        <w:t xml:space="preserve">9. My bag is different than yours.</w:t>
-      </w:r>
-    </w:p>
-    <w:p>
-      <w:r>
-        <w:t xml:space="preserve">10. This test is not so easier as the last.</w:t>
-      </w:r>
-    </w:p>
-    <w:p>
-      <w:r>
-        <w:rPr>
+        <w:t>PHẦN 6. VIẾT LẠI CÂU (10 điểm)</w:t>
+      </w:r>
+    </w:p>
+    <w:p>
+      <w:pPr>
+        <w:spacing w:before="0" w:after="60"/>
+        <w:keepNext/>
+      </w:pPr>
+      <w:r>
+        <w:rPr>
+          <w:color w:val="000000"/>
+          <w:i/>
+        </w:rPr>
+        <w:t>Hướng dẫn: Viết lại câu theo từ gợi ý hoặc yêu cầu mà không làm thay đổi nghĩa.</w:t>
+      </w:r>
+    </w:p>
+    <w:p>
+      <w:pPr>
+        <w:spacing w:before="40" w:after="60"/>
+      </w:pPr>
+      <w:r>
+        <w:rPr>
+          <w:color w:val="000000"/>
+        </w:rPr>
+        <w:t>1. The test becomes increasingly difficult.</w:t>
+      </w:r>
+    </w:p>
+    <w:p>
+      <w:pPr>
+        <w:spacing w:before="120" w:after="160"/>
+      </w:pPr>
+      <w:r>
+        <w:rPr>
+          <w:color w:val="000000"/>
+        </w:rPr>
+        <w:t>2. If you practice more, you improve faster.</w:t>
+      </w:r>
+    </w:p>
+    <w:p>
+      <w:pPr>
+        <w:spacing w:before="120" w:after="160"/>
+      </w:pPr>
+      <w:r>
+        <w:rPr>
+          <w:color w:val="000000"/>
+        </w:rPr>
+        <w:t>3. Mai sings better than Hoa. (not as)</w:t>
+      </w:r>
+    </w:p>
+    <w:p>
+      <w:pPr>
+        <w:spacing w:before="120" w:after="160"/>
+      </w:pPr>
+      <w:r>
+        <w:rPr>
+          <w:color w:val="000000"/>
+        </w:rPr>
+        <w:t>4. This is the best meal I have eaten. (better)</w:t>
+      </w:r>
+    </w:p>
+    <w:p>
+      <w:pPr>
+        <w:spacing w:before="120" w:after="160"/>
+      </w:pPr>
+      <w:r>
+        <w:rPr>
+          <w:color w:val="000000"/>
+        </w:rPr>
+        <w:t>5. Only Tom is older than Nam in the team.</w:t>
+      </w:r>
+    </w:p>
+    <w:p>
+      <w:pPr>
+        <w:spacing w:before="120" w:after="160"/>
+      </w:pPr>
+      <w:r>
+        <w:rPr>
+          <w:color w:val="000000"/>
+        </w:rPr>
+        <w:t>6. My house is twice the size of yours.</w:t>
+      </w:r>
+    </w:p>
+    <w:p>
+      <w:pPr>
+        <w:spacing w:before="120" w:after="160"/>
+      </w:pPr>
+      <w:r>
+        <w:rPr>
+          <w:color w:val="000000"/>
+        </w:rPr>
+        <w:t>7. Her phone is different from mine. (same)</w:t>
+      </w:r>
+    </w:p>
+    <w:p>
+      <w:pPr>
+        <w:spacing w:before="120" w:after="160"/>
+      </w:pPr>
+      <w:r>
+        <w:rPr>
+          <w:color w:val="000000"/>
+        </w:rPr>
+        <w:t>8. A bike is slower than a motorbike.</w:t>
+      </w:r>
+    </w:p>
+    <w:p>
+      <w:pPr>
+        <w:spacing w:before="120" w:after="160"/>
+      </w:pPr>
+      <w:r>
+        <w:rPr>
+          <w:color w:val="000000"/>
+        </w:rPr>
+        <w:t>9. Nobody in class works harder than Lan.</w:t>
+      </w:r>
+    </w:p>
+    <w:p>
+      <w:pPr>
+        <w:spacing w:before="120" w:after="160"/>
+      </w:pPr>
+      <w:r>
+        <w:rPr>
+          <w:color w:val="000000"/>
+        </w:rPr>
+        <w:t>10. As the night continued, it became colder.</w:t>
+      </w:r>
+    </w:p>
+    <w:p>
+      <w:pPr>
+        <w:spacing w:before="240" w:after="60"/>
+        <w:keepNext/>
+      </w:pPr>
+      <w:r>
+        <w:rPr>
+          <w:color w:val="000000"/>
           <w:b/>
         </w:rPr>
-        <w:t xml:space="preserve">PHẦN 8. DỊCH SANG TIẾNG ANH (10 điểm)</w:t>
-      </w:r>
-    </w:p>
-    <w:p>
-      <w:r>
-        <w:t xml:space="preserve">1. Lan cao bằng Mai.</w:t>
-      </w:r>
-    </w:p>
-    <w:p>
-      <w:r>
-        <w:t xml:space="preserve">2. Xe này đắt hơn xe kia.</w:t>
-      </w:r>
-    </w:p>
-    <w:p>
-      <w:r>
-        <w:t xml:space="preserve">3. Đây là tòa nhà cao nhất thành phố.</w:t>
-      </w:r>
-    </w:p>
-    <w:p>
-      <w:r>
-        <w:t xml:space="preserve">4. Nam chạy nhanh hơn tôi.</w:t>
-      </w:r>
-    </w:p>
-    <w:p>
-      <w:r>
-        <w:t xml:space="preserve">5. Cô ấy là một trong những học sinh giỏi nhất.</w:t>
-      </w:r>
-    </w:p>
-    <w:p>
-      <w:r>
-        <w:t xml:space="preserve">6. Trời ngày càng lạnh hơn.</w:t>
-      </w:r>
-    </w:p>
-    <w:p>
-      <w:r>
-        <w:t xml:space="preserve">7. Bạn càng luyện tập nhiều, bạn càng tiến bộ nhanh.</w:t>
-      </w:r>
-    </w:p>
-    <w:p>
-      <w:r>
-        <w:t xml:space="preserve">8. Tôi có ít thời gian hơn bạn.</w:t>
-      </w:r>
-    </w:p>
-    <w:p>
-      <w:r>
-        <w:t xml:space="preserve">9. Căn phòng này rộng gấp đôi phòng kia.</w:t>
-      </w:r>
-    </w:p>
-    <w:p>
-      <w:r>
-        <w:t xml:space="preserve">10. Hôm nay không nóng bằng hôm qua.</w:t>
-      </w:r>
-    </w:p>
-    <w:p>
-      <w:r>
-        <w:rPr>
+        <w:t>PHẦN 7. SỬA LỖI SAI (10 điểm)</w:t>
+      </w:r>
+    </w:p>
+    <w:p>
+      <w:pPr>
+        <w:spacing w:before="0" w:after="60"/>
+        <w:keepNext/>
+      </w:pPr>
+      <w:r>
+        <w:rPr>
+          <w:color w:val="000000"/>
+          <w:i/>
+        </w:rPr>
+        <w:t>Hướng dẫn: Tìm lỗi sai và viết lại câu đúng hoàn chỉnh.</w:t>
+      </w:r>
+    </w:p>
+    <w:p>
+      <w:pPr>
+        <w:spacing w:before="40" w:after="60"/>
+      </w:pPr>
+      <w:r>
+        <w:rPr>
+          <w:color w:val="000000"/>
+        </w:rPr>
+        <w:t>1. It is one of the tallest building.</w:t>
+      </w:r>
+    </w:p>
+    <w:p>
+      <w:pPr>
+        <w:spacing w:before="120" w:after="160"/>
+      </w:pPr>
+      <w:r>
+        <w:rPr>
+          <w:color w:val="000000"/>
+        </w:rPr>
+        <w:t>2. She is the second most tall student.</w:t>
+      </w:r>
+    </w:p>
+    <w:p>
+      <w:pPr>
+        <w:spacing w:before="120" w:after="160"/>
+      </w:pPr>
+      <w:r>
+        <w:rPr>
+          <w:color w:val="000000"/>
+        </w:rPr>
+        <w:t>3. The more you read, you know more.</w:t>
+      </w:r>
+    </w:p>
+    <w:p>
+      <w:pPr>
+        <w:spacing w:before="120" w:after="160"/>
+      </w:pPr>
+      <w:r>
+        <w:rPr>
+          <w:color w:val="000000"/>
+        </w:rPr>
+        <w:t>4. The weather gets more and more cold.</w:t>
+      </w:r>
+    </w:p>
+    <w:p>
+      <w:pPr>
+        <w:spacing w:before="120" w:after="160"/>
+      </w:pPr>
+      <w:r>
+        <w:rPr>
+          <w:color w:val="000000"/>
+        </w:rPr>
+        <w:t>5. I have less books than Lan.</w:t>
+      </w:r>
+    </w:p>
+    <w:p>
+      <w:pPr>
+        <w:spacing w:before="120" w:after="160"/>
+      </w:pPr>
+      <w:r>
+        <w:rPr>
+          <w:color w:val="000000"/>
+        </w:rPr>
+        <w:t>6. This box is three times bigger as that one.</w:t>
+      </w:r>
+    </w:p>
+    <w:p>
+      <w:pPr>
+        <w:spacing w:before="120" w:after="160"/>
+      </w:pPr>
+      <w:r>
+        <w:rPr>
+          <w:color w:val="000000"/>
+        </w:rPr>
+        <w:t>7. He works carefuler than I do.</w:t>
+      </w:r>
+    </w:p>
+    <w:p>
+      <w:pPr>
+        <w:spacing w:before="120" w:after="160"/>
+      </w:pPr>
+      <w:r>
+        <w:rPr>
+          <w:color w:val="000000"/>
+        </w:rPr>
+        <w:t>8. Who is the older person here?</w:t>
+      </w:r>
+    </w:p>
+    <w:p>
+      <w:pPr>
+        <w:spacing w:before="120" w:after="160"/>
+      </w:pPr>
+      <w:r>
+        <w:rPr>
+          <w:color w:val="000000"/>
+        </w:rPr>
+        <w:t>9. My bag is different than yours.</w:t>
+      </w:r>
+    </w:p>
+    <w:p>
+      <w:pPr>
+        <w:spacing w:before="120" w:after="160"/>
+      </w:pPr>
+      <w:r>
+        <w:rPr>
+          <w:color w:val="000000"/>
+        </w:rPr>
+        <w:t>10. This test is not so easier as the last.</w:t>
+      </w:r>
+    </w:p>
+    <w:p>
+      <w:pPr>
+        <w:spacing w:before="240" w:after="60"/>
+        <w:keepNext/>
+      </w:pPr>
+      <w:r>
+        <w:rPr>
+          <w:color w:val="000000"/>
           <w:b/>
         </w:rPr>
-        <w:t xml:space="preserve">PHẦN 9. ĐỌC HIỂU (10 điểm)</w:t>
-      </w:r>
-    </w:p>
-    <w:p>
-      <w:r>
-        <w:t xml:space="preserve">Three students entered a school race. Nam was faster than Minh, but Hoa was the fastest of all. Minh trained more regularly than last year and finished much earlier than before. Hoa is one of the strongest runners in the school. She says the more consistently she practices, the more confident she becomes. Nam's time was almost as good as Hoa's, so the final race was exciting.</w:t>
-      </w:r>
-    </w:p>
-    <w:p>
-      <w:r>
-        <w:t xml:space="preserve">1. Who was the fastest? 2. Was Nam faster than Minh? 3. How did Minh train? 4. What happens when Hoa practices consistently? 5. Whose time was almost as good as Hoa's?</w:t>
-      </w:r>
-    </w:p>
-    <w:p>
-      <w:r>
-        <w:rPr>
+        <w:t>PHẦN 8. DỊCH SANG TIẾNG ANH (10 điểm)</w:t>
+      </w:r>
+    </w:p>
+    <w:p>
+      <w:pPr>
+        <w:spacing w:before="0" w:after="60"/>
+        <w:keepNext/>
+      </w:pPr>
+      <w:r>
+        <w:rPr>
+          <w:color w:val="000000"/>
+          <w:i/>
+        </w:rPr>
+        <w:t>Hướng dẫn: Dịch từng câu sang tiếng Anh tự nhiên và đúng ngữ pháp.</w:t>
+      </w:r>
+    </w:p>
+    <w:p>
+      <w:pPr>
+        <w:spacing w:before="40" w:after="60"/>
+      </w:pPr>
+      <w:r>
+        <w:rPr>
+          <w:color w:val="000000"/>
+        </w:rPr>
+        <w:t>1. Lan cao bằng Mai.</w:t>
+      </w:r>
+    </w:p>
+    <w:p>
+      <w:pPr>
+        <w:spacing w:before="120" w:after="160"/>
+      </w:pPr>
+      <w:r>
+        <w:rPr>
+          <w:color w:val="000000"/>
+        </w:rPr>
+        <w:t>2. Xe này đắt hơn xe kia.</w:t>
+      </w:r>
+    </w:p>
+    <w:p>
+      <w:pPr>
+        <w:spacing w:before="120" w:after="160"/>
+      </w:pPr>
+      <w:r>
+        <w:rPr>
+          <w:color w:val="000000"/>
+        </w:rPr>
+        <w:t>3. Đây là tòa nhà cao nhất thành phố.</w:t>
+      </w:r>
+    </w:p>
+    <w:p>
+      <w:pPr>
+        <w:spacing w:before="120" w:after="160"/>
+      </w:pPr>
+      <w:r>
+        <w:rPr>
+          <w:color w:val="000000"/>
+        </w:rPr>
+        <w:t>4. Nam chạy nhanh hơn tôi.</w:t>
+      </w:r>
+    </w:p>
+    <w:p>
+      <w:pPr>
+        <w:spacing w:before="120" w:after="160"/>
+      </w:pPr>
+      <w:r>
+        <w:rPr>
+          <w:color w:val="000000"/>
+        </w:rPr>
+        <w:t>5. Cô ấy là một trong những học sinh giỏi nhất.</w:t>
+      </w:r>
+    </w:p>
+    <w:p>
+      <w:pPr>
+        <w:spacing w:before="120" w:after="160"/>
+      </w:pPr>
+      <w:r>
+        <w:rPr>
+          <w:color w:val="000000"/>
+        </w:rPr>
+        <w:t>6. Trời ngày càng lạnh hơn.</w:t>
+      </w:r>
+    </w:p>
+    <w:p>
+      <w:pPr>
+        <w:spacing w:before="120" w:after="160"/>
+      </w:pPr>
+      <w:r>
+        <w:rPr>
+          <w:color w:val="000000"/>
+        </w:rPr>
+        <w:t>7. Bạn càng luyện tập nhiều, bạn càng tiến bộ nhanh.</w:t>
+      </w:r>
+    </w:p>
+    <w:p>
+      <w:pPr>
+        <w:spacing w:before="120" w:after="160"/>
+      </w:pPr>
+      <w:r>
+        <w:rPr>
+          <w:color w:val="000000"/>
+        </w:rPr>
+        <w:t>8. Tôi có ít thời gian hơn bạn.</w:t>
+      </w:r>
+    </w:p>
+    <w:p>
+      <w:pPr>
+        <w:spacing w:before="120" w:after="160"/>
+      </w:pPr>
+      <w:r>
+        <w:rPr>
+          <w:color w:val="000000"/>
+        </w:rPr>
+        <w:t>9. Căn phòng này rộng gấp đôi phòng kia.</w:t>
+      </w:r>
+    </w:p>
+    <w:p>
+      <w:pPr>
+        <w:spacing w:before="120" w:after="160"/>
+      </w:pPr>
+      <w:r>
+        <w:rPr>
+          <w:color w:val="000000"/>
+        </w:rPr>
+        <w:t>10. Hôm nay không nóng bằng hôm qua.</w:t>
+      </w:r>
+    </w:p>
+    <w:p>
+      <w:pPr>
+        <w:spacing w:before="240" w:after="60"/>
+        <w:keepNext/>
+      </w:pPr>
+      <w:r>
+        <w:rPr>
+          <w:color w:val="000000"/>
           <w:b/>
         </w:rPr>
-        <w:t xml:space="preserve">PHẦN 10. VIẾT (10 điểm)</w:t>
-      </w:r>
-    </w:p>
-    <w:p>
-      <w:r>
-        <w:t xml:space="preserve">Viết 90–110 từ so sánh ba người trong một hoạt động học tập hoặc thể thao. Dùng đủ các dạng so sánh đã học.</w:t>
-      </w:r>
-    </w:p>
-    <w:p>
-      <w:r>
-        <w:rPr>
+        <w:t>PHẦN 9. ĐỌC HIỂU (10 điểm)</w:t>
+      </w:r>
+    </w:p>
+    <w:p>
+      <w:pPr>
+        <w:spacing w:before="0" w:after="60"/>
+        <w:keepNext/>
+      </w:pPr>
+      <w:r>
+        <w:rPr>
+          <w:color w:val="000000"/>
+          <w:i/>
+        </w:rPr>
+        <w:t>Hướng dẫn: Đọc đoạn văn và trả lời từng câu hỏi bằng thông tin trong bài.</w:t>
+      </w:r>
+    </w:p>
+    <w:p>
+      <w:pPr>
+        <w:spacing w:before="0" w:after="120"/>
+      </w:pPr>
+      <w:r>
+        <w:rPr>
+          <w:color w:val="000000"/>
+        </w:rPr>
+        <w:t>Three students entered a school race. Nam was faster than Minh, but Hoa was the fastest of all.</w:t>
+      </w:r>
+    </w:p>
+    <w:p>
+      <w:pPr>
+        <w:spacing w:before="0" w:after="120"/>
+      </w:pPr>
+      <w:r>
+        <w:rPr>
+          <w:color w:val="000000"/>
+        </w:rPr>
+        <w:t>Minh trained more regularly than last year and finished much earlier than before. Hoa is one of the strongest runners in the school.</w:t>
+      </w:r>
+    </w:p>
+    <w:p>
+      <w:pPr>
+        <w:spacing w:before="0" w:after="120"/>
+      </w:pPr>
+      <w:r>
+        <w:rPr>
+          <w:color w:val="000000"/>
+        </w:rPr>
+        <w:t>She says the more consistently she practices, the more confident she becomes. Nam's time was almost as good as Hoa's, so the final race was exciting.</w:t>
+      </w:r>
+    </w:p>
+    <w:p>
+      <w:pPr>
+        <w:spacing w:before="120" w:after="160"/>
+      </w:pPr>
+      <w:r>
+        <w:rPr>
+          <w:color w:val="000000"/>
+        </w:rPr>
+        <w:t>1. Who was the fastest?</w:t>
+      </w:r>
+    </w:p>
+    <w:p>
+      <w:pPr>
+        <w:spacing w:before="120" w:after="160"/>
+      </w:pPr>
+      <w:r>
+        <w:rPr>
+          <w:color w:val="000000"/>
+        </w:rPr>
+        <w:t>2. Was Nam faster than Minh?</w:t>
+      </w:r>
+    </w:p>
+    <w:p>
+      <w:pPr>
+        <w:spacing w:before="120" w:after="160"/>
+      </w:pPr>
+      <w:r>
+        <w:rPr>
+          <w:color w:val="000000"/>
+        </w:rPr>
+        <w:t>3. How did Minh train?</w:t>
+      </w:r>
+    </w:p>
+    <w:p>
+      <w:pPr>
+        <w:spacing w:before="120" w:after="160"/>
+      </w:pPr>
+      <w:r>
+        <w:rPr>
+          <w:color w:val="000000"/>
+        </w:rPr>
+        <w:t>4. What happens when Hoa practices consistently?</w:t>
+      </w:r>
+    </w:p>
+    <w:p>
+      <w:pPr>
+        <w:spacing w:before="120" w:after="160"/>
+      </w:pPr>
+      <w:r>
+        <w:rPr>
+          <w:color w:val="000000"/>
+        </w:rPr>
+        <w:t>5. Whose time was almost as good as Hoa's?</w:t>
+      </w:r>
+    </w:p>
+    <w:p>
+      <w:pPr>
+        <w:spacing w:before="240" w:after="60"/>
+        <w:keepNext/>
+      </w:pPr>
+      <w:r>
+        <w:rPr>
+          <w:color w:val="000000"/>
           <w:b/>
         </w:rPr>
-        <w:t xml:space="preserve">ĐÁP ÁN – ĐỀ 2</w:t>
-      </w:r>
-    </w:p>
-    <w:p>
-      <w:r>
-        <w:rPr>
+        <w:t>PHẦN 10. VIẾT (10 điểm)</w:t>
+      </w:r>
+    </w:p>
+    <w:p>
+      <w:pPr>
+        <w:spacing w:before="0" w:after="60"/>
+        <w:keepNext/>
+      </w:pPr>
+      <w:r>
+        <w:rPr>
+          <w:color w:val="000000"/>
+          <w:i/>
+        </w:rPr>
+        <w:t>Hướng dẫn: Viết đúng độ dài và sử dụng đủ các dạng so sánh được yêu cầu.</w:t>
+      </w:r>
+    </w:p>
+    <w:p>
+      <w:pPr>
+        <w:spacing w:before="40" w:after="60"/>
+      </w:pPr>
+      <w:r>
+        <w:rPr>
+          <w:color w:val="000000"/>
+        </w:rPr>
+        <w:t>Viết 90–110 từ so sánh ba người trong một hoạt động học tập hoặc thể thao. Dùng đủ các dạng so sánh đã học.</w:t>
+      </w:r>
+    </w:p>
+    <w:p>
+      <w:pPr>
+        <w:spacing w:before="0" w:after="280"/>
+        <w:keepNext/>
+        <w:jc w:val="center"/>
+      </w:pPr>
+      <w:r>
+        <w:rPr>
+          <w:color w:val="000000"/>
           <w:b/>
         </w:rPr>
-        <w:t xml:space="preserve">PHẦN 1: 1. the most carefully; 2. better; 3. the worst; 4. farther / further; 5. less; 6. the most; 7. the easiest; 8. more expensive; 9. thinner; 10. the best</w:t>
-      </w:r>
-    </w:p>
-    <w:p>
-      <w:r>
-        <w:rPr>
+        <w:br w:type="page"/>
+        <w:t>ĐÁP ÁN</w:t>
+      </w:r>
+    </w:p>
+    <w:p>
+      <w:pPr>
+        <w:spacing w:before="240" w:after="60"/>
+        <w:keepNext/>
+      </w:pPr>
+      <w:r>
+        <w:rPr>
+          <w:color w:val="000000"/>
           <w:b/>
         </w:rPr>
-        <w:t xml:space="preserve">PHẦN 2: 1. as; 2. to; 3. from; 4. as; as; 5. as; 6. as much; as; 7. as many; as; 8. as; as; 9. as; as; 10. as; as</w:t>
-      </w:r>
-    </w:p>
-    <w:p>
-      <w:r>
-        <w:rPr>
+        <w:t>PHẦN 1</w:t>
+      </w:r>
+    </w:p>
+    <w:p>
+      <w:pPr>
+        <w:spacing w:before="60" w:after="120"/>
+      </w:pPr>
+      <w:r>
+        <w:rPr>
+          <w:color w:val="000000"/>
+        </w:rPr>
+        <w:t>Câu 1: the most carefully</w:t>
+      </w:r>
+    </w:p>
+    <w:p>
+      <w:pPr>
+        <w:spacing w:before="60" w:after="120"/>
+      </w:pPr>
+      <w:r>
+        <w:rPr>
+          <w:color w:val="000000"/>
+        </w:rPr>
+        <w:t>Câu 2: better</w:t>
+      </w:r>
+    </w:p>
+    <w:p>
+      <w:pPr>
+        <w:spacing w:before="60" w:after="120"/>
+      </w:pPr>
+      <w:r>
+        <w:rPr>
+          <w:color w:val="000000"/>
+        </w:rPr>
+        <w:t>Câu 3: the worst</w:t>
+      </w:r>
+    </w:p>
+    <w:p>
+      <w:pPr>
+        <w:spacing w:before="60" w:after="120"/>
+      </w:pPr>
+      <w:r>
+        <w:rPr>
+          <w:color w:val="000000"/>
+        </w:rPr>
+        <w:t>Câu 4: farther / further</w:t>
+      </w:r>
+    </w:p>
+    <w:p>
+      <w:pPr>
+        <w:spacing w:before="60" w:after="120"/>
+      </w:pPr>
+      <w:r>
+        <w:rPr>
+          <w:color w:val="000000"/>
+        </w:rPr>
+        <w:t>Câu 5: less</w:t>
+      </w:r>
+    </w:p>
+    <w:p>
+      <w:pPr>
+        <w:spacing w:before="60" w:after="120"/>
+      </w:pPr>
+      <w:r>
+        <w:rPr>
+          <w:color w:val="000000"/>
+        </w:rPr>
+        <w:t>Câu 6: the most</w:t>
+      </w:r>
+    </w:p>
+    <w:p>
+      <w:pPr>
+        <w:spacing w:before="60" w:after="120"/>
+      </w:pPr>
+      <w:r>
+        <w:rPr>
+          <w:color w:val="000000"/>
+        </w:rPr>
+        <w:t>Câu 7: the easiest</w:t>
+      </w:r>
+    </w:p>
+    <w:p>
+      <w:pPr>
+        <w:spacing w:before="60" w:after="120"/>
+      </w:pPr>
+      <w:r>
+        <w:rPr>
+          <w:color w:val="000000"/>
+        </w:rPr>
+        <w:t>Câu 8: more expensive</w:t>
+      </w:r>
+    </w:p>
+    <w:p>
+      <w:pPr>
+        <w:spacing w:before="60" w:after="120"/>
+      </w:pPr>
+      <w:r>
+        <w:rPr>
+          <w:color w:val="000000"/>
+        </w:rPr>
+        <w:t>Câu 9: thinner</w:t>
+      </w:r>
+    </w:p>
+    <w:p>
+      <w:pPr>
+        <w:spacing w:before="60" w:after="120"/>
+      </w:pPr>
+      <w:r>
+        <w:rPr>
+          <w:color w:val="000000"/>
+        </w:rPr>
+        <w:t>Câu 10: the best</w:t>
+      </w:r>
+    </w:p>
+    <w:p>
+      <w:pPr>
+        <w:spacing w:before="240" w:after="60"/>
+        <w:keepNext/>
+      </w:pPr>
+      <w:r>
+        <w:rPr>
+          <w:color w:val="000000"/>
           <w:b/>
         </w:rPr>
-        <w:t xml:space="preserve">PHẦN 3: 1. worse; 2. less; 3. more; 4. wider; 5. more comfortable; 6. earlier; 7. more peaceful; 8. heavier; 9. easier; 10. more carefully</w:t>
-      </w:r>
-    </w:p>
-    <w:p>
-      <w:r>
-        <w:rPr>
+        <w:t>PHẦN 2</w:t>
+      </w:r>
+    </w:p>
+    <w:p>
+      <w:pPr>
+        <w:spacing w:before="60" w:after="120"/>
+      </w:pPr>
+      <w:r>
+        <w:rPr>
+          <w:color w:val="000000"/>
+        </w:rPr>
+        <w:t>Câu 1: as</w:t>
+      </w:r>
+    </w:p>
+    <w:p>
+      <w:pPr>
+        <w:spacing w:before="60" w:after="120"/>
+      </w:pPr>
+      <w:r>
+        <w:rPr>
+          <w:color w:val="000000"/>
+        </w:rPr>
+        <w:t>Câu 2: to</w:t>
+      </w:r>
+    </w:p>
+    <w:p>
+      <w:pPr>
+        <w:spacing w:before="60" w:after="120"/>
+      </w:pPr>
+      <w:r>
+        <w:rPr>
+          <w:color w:val="000000"/>
+        </w:rPr>
+        <w:t>Câu 3: from</w:t>
+      </w:r>
+    </w:p>
+    <w:p>
+      <w:pPr>
+        <w:spacing w:before="60" w:after="120"/>
+      </w:pPr>
+      <w:r>
+        <w:rPr>
+          <w:color w:val="000000"/>
+        </w:rPr>
+        <w:t>Câu 4: as; as</w:t>
+      </w:r>
+    </w:p>
+    <w:p>
+      <w:pPr>
+        <w:spacing w:before="60" w:after="120"/>
+      </w:pPr>
+      <w:r>
+        <w:rPr>
+          <w:color w:val="000000"/>
+        </w:rPr>
+        <w:t>Câu 5: as</w:t>
+      </w:r>
+    </w:p>
+    <w:p>
+      <w:pPr>
+        <w:spacing w:before="60" w:after="120"/>
+      </w:pPr>
+      <w:r>
+        <w:rPr>
+          <w:color w:val="000000"/>
+        </w:rPr>
+        <w:t>Câu 6: as much; as</w:t>
+      </w:r>
+    </w:p>
+    <w:p>
+      <w:pPr>
+        <w:spacing w:before="60" w:after="120"/>
+      </w:pPr>
+      <w:r>
+        <w:rPr>
+          <w:color w:val="000000"/>
+        </w:rPr>
+        <w:t>Câu 7: as many; as</w:t>
+      </w:r>
+    </w:p>
+    <w:p>
+      <w:pPr>
+        <w:spacing w:before="60" w:after="120"/>
+      </w:pPr>
+      <w:r>
+        <w:rPr>
+          <w:color w:val="000000"/>
+        </w:rPr>
+        <w:t>Câu 8: as; as</w:t>
+      </w:r>
+    </w:p>
+    <w:p>
+      <w:pPr>
+        <w:spacing w:before="60" w:after="120"/>
+      </w:pPr>
+      <w:r>
+        <w:rPr>
+          <w:color w:val="000000"/>
+        </w:rPr>
+        <w:t>Câu 9: as; as</w:t>
+      </w:r>
+    </w:p>
+    <w:p>
+      <w:pPr>
+        <w:spacing w:before="60" w:after="120"/>
+      </w:pPr>
+      <w:r>
+        <w:rPr>
+          <w:color w:val="000000"/>
+        </w:rPr>
+        <w:t>Câu 10: as; as</w:t>
+      </w:r>
+    </w:p>
+    <w:p>
+      <w:pPr>
+        <w:spacing w:before="240" w:after="60"/>
+        <w:keepNext/>
+      </w:pPr>
+      <w:r>
+        <w:rPr>
+          <w:color w:val="000000"/>
           <w:b/>
         </w:rPr>
-        <w:t xml:space="preserve">PHẦN 4: 1. the worst; 2. the fastest; 3. the most carefully; 4. the largest; 5. quickest; 6. the most expensive; 7. the oldest; 8. the longest; 9. the busiest; 10. the most difficult</w:t>
-      </w:r>
-    </w:p>
-    <w:p>
-      <w:r>
-        <w:rPr>
+        <w:t>PHẦN 3</w:t>
+      </w:r>
+    </w:p>
+    <w:p>
+      <w:pPr>
+        <w:spacing w:before="60" w:after="120"/>
+      </w:pPr>
+      <w:r>
+        <w:rPr>
+          <w:color w:val="000000"/>
+        </w:rPr>
+        <w:t>Câu 1: worse</w:t>
+      </w:r>
+    </w:p>
+    <w:p>
+      <w:pPr>
+        <w:spacing w:before="60" w:after="120"/>
+      </w:pPr>
+      <w:r>
+        <w:rPr>
+          <w:color w:val="000000"/>
+        </w:rPr>
+        <w:t>Câu 2: less</w:t>
+      </w:r>
+    </w:p>
+    <w:p>
+      <w:pPr>
+        <w:spacing w:before="60" w:after="120"/>
+      </w:pPr>
+      <w:r>
+        <w:rPr>
+          <w:color w:val="000000"/>
+        </w:rPr>
+        <w:t>Câu 3: more</w:t>
+      </w:r>
+    </w:p>
+    <w:p>
+      <w:pPr>
+        <w:spacing w:before="60" w:after="120"/>
+      </w:pPr>
+      <w:r>
+        <w:rPr>
+          <w:color w:val="000000"/>
+        </w:rPr>
+        <w:t>Câu 4: wider</w:t>
+      </w:r>
+    </w:p>
+    <w:p>
+      <w:pPr>
+        <w:spacing w:before="60" w:after="120"/>
+      </w:pPr>
+      <w:r>
+        <w:rPr>
+          <w:color w:val="000000"/>
+        </w:rPr>
+        <w:t>Câu 5: more comfortable</w:t>
+      </w:r>
+    </w:p>
+    <w:p>
+      <w:pPr>
+        <w:spacing w:before="60" w:after="120"/>
+      </w:pPr>
+      <w:r>
+        <w:rPr>
+          <w:color w:val="000000"/>
+        </w:rPr>
+        <w:t>Câu 6: earlier</w:t>
+      </w:r>
+    </w:p>
+    <w:p>
+      <w:pPr>
+        <w:spacing w:before="60" w:after="120"/>
+      </w:pPr>
+      <w:r>
+        <w:rPr>
+          <w:color w:val="000000"/>
+        </w:rPr>
+        <w:t>Câu 7: more peaceful</w:t>
+      </w:r>
+    </w:p>
+    <w:p>
+      <w:pPr>
+        <w:spacing w:before="60" w:after="120"/>
+      </w:pPr>
+      <w:r>
+        <w:rPr>
+          <w:color w:val="000000"/>
+        </w:rPr>
+        <w:t>Câu 8: heavier</w:t>
+      </w:r>
+    </w:p>
+    <w:p>
+      <w:pPr>
+        <w:spacing w:before="60" w:after="120"/>
+      </w:pPr>
+      <w:r>
+        <w:rPr>
+          <w:color w:val="000000"/>
+        </w:rPr>
+        <w:t>Câu 9: easier</w:t>
+      </w:r>
+    </w:p>
+    <w:p>
+      <w:pPr>
+        <w:spacing w:before="60" w:after="120"/>
+      </w:pPr>
+      <w:r>
+        <w:rPr>
+          <w:color w:val="000000"/>
+        </w:rPr>
+        <w:t>Câu 10: more carefully</w:t>
+      </w:r>
+    </w:p>
+    <w:p>
+      <w:pPr>
+        <w:spacing w:before="240" w:after="60"/>
+        <w:keepNext/>
+      </w:pPr>
+      <w:r>
+        <w:rPr>
+          <w:color w:val="000000"/>
           <w:b/>
         </w:rPr>
-        <w:t xml:space="preserve">PHẦN 5: 1. the safer; 2. more and more crowded; 3. the healthier; 4. better and better; 5. the better; 6. wider and wider; 7. the better; 8. more and more rapidly; 9. the more impatient; 10. the more</w:t>
-      </w:r>
-    </w:p>
-    <w:p>
-      <w:r>
-        <w:rPr>
+        <w:t>PHẦN 4</w:t>
+      </w:r>
+    </w:p>
+    <w:p>
+      <w:pPr>
+        <w:spacing w:before="60" w:after="120"/>
+      </w:pPr>
+      <w:r>
+        <w:rPr>
+          <w:color w:val="000000"/>
+        </w:rPr>
+        <w:t>Câu 1: the worst</w:t>
+      </w:r>
+    </w:p>
+    <w:p>
+      <w:pPr>
+        <w:spacing w:before="60" w:after="120"/>
+      </w:pPr>
+      <w:r>
+        <w:rPr>
+          <w:color w:val="000000"/>
+        </w:rPr>
+        <w:t>Câu 2: the fastest</w:t>
+      </w:r>
+    </w:p>
+    <w:p>
+      <w:pPr>
+        <w:spacing w:before="60" w:after="120"/>
+      </w:pPr>
+      <w:r>
+        <w:rPr>
+          <w:color w:val="000000"/>
+        </w:rPr>
+        <w:t>Câu 3: the most carefully</w:t>
+      </w:r>
+    </w:p>
+    <w:p>
+      <w:pPr>
+        <w:spacing w:before="60" w:after="120"/>
+      </w:pPr>
+      <w:r>
+        <w:rPr>
+          <w:color w:val="000000"/>
+        </w:rPr>
+        <w:t>Câu 4: the largest</w:t>
+      </w:r>
+    </w:p>
+    <w:p>
+      <w:pPr>
+        <w:spacing w:before="60" w:after="120"/>
+      </w:pPr>
+      <w:r>
+        <w:rPr>
+          <w:color w:val="000000"/>
+        </w:rPr>
+        <w:t>Câu 5: quickest</w:t>
+      </w:r>
+    </w:p>
+    <w:p>
+      <w:pPr>
+        <w:spacing w:before="60" w:after="120"/>
+      </w:pPr>
+      <w:r>
+        <w:rPr>
+          <w:color w:val="000000"/>
+        </w:rPr>
+        <w:t>Câu 6: the most expensive</w:t>
+      </w:r>
+    </w:p>
+    <w:p>
+      <w:pPr>
+        <w:spacing w:before="60" w:after="120"/>
+      </w:pPr>
+      <w:r>
+        <w:rPr>
+          <w:color w:val="000000"/>
+        </w:rPr>
+        <w:t>Câu 7: the oldest</w:t>
+      </w:r>
+    </w:p>
+    <w:p>
+      <w:pPr>
+        <w:spacing w:before="60" w:after="120"/>
+      </w:pPr>
+      <w:r>
+        <w:rPr>
+          <w:color w:val="000000"/>
+        </w:rPr>
+        <w:t>Câu 8: the longest</w:t>
+      </w:r>
+    </w:p>
+    <w:p>
+      <w:pPr>
+        <w:spacing w:before="60" w:after="120"/>
+      </w:pPr>
+      <w:r>
+        <w:rPr>
+          <w:color w:val="000000"/>
+        </w:rPr>
+        <w:t>Câu 9: the busiest</w:t>
+      </w:r>
+    </w:p>
+    <w:p>
+      <w:pPr>
+        <w:spacing w:before="60" w:after="120"/>
+      </w:pPr>
+      <w:r>
+        <w:rPr>
+          <w:color w:val="000000"/>
+        </w:rPr>
+        <w:t>Câu 10: the most difficult</w:t>
+      </w:r>
+    </w:p>
+    <w:p>
+      <w:pPr>
+        <w:spacing w:before="240" w:after="60"/>
+        <w:keepNext/>
+      </w:pPr>
+      <w:r>
+        <w:rPr>
+          <w:color w:val="000000"/>
           <w:b/>
         </w:rPr>
-        <w:t xml:space="preserve">PHẦN 6: 1. The test becomes more and more difficult.; 2. The more you practice, the faster you improve.; 3. Hoa does not sing as well as Mai.; 4. I have never eaten a better meal than this.; 5. Nam is the second oldest member of the team.; 6. My house is twice as large as yours.; 7. Her phone is not the same as mine.; 8. A motorbike is faster than a bike.; 9. Lan works the hardest in the class.; 10. The night became colder and colder.</w:t>
-      </w:r>
-    </w:p>
-    <w:p>
-      <w:r>
-        <w:rPr>
+        <w:t>PHẦN 5</w:t>
+      </w:r>
+    </w:p>
+    <w:p>
+      <w:pPr>
+        <w:spacing w:before="60" w:after="120"/>
+      </w:pPr>
+      <w:r>
+        <w:rPr>
+          <w:color w:val="000000"/>
+        </w:rPr>
+        <w:t>Câu 1: the safer</w:t>
+      </w:r>
+    </w:p>
+    <w:p>
+      <w:pPr>
+        <w:spacing w:before="60" w:after="120"/>
+      </w:pPr>
+      <w:r>
+        <w:rPr>
+          <w:color w:val="000000"/>
+        </w:rPr>
+        <w:t>Câu 2: more and more crowded</w:t>
+      </w:r>
+    </w:p>
+    <w:p>
+      <w:pPr>
+        <w:spacing w:before="60" w:after="120"/>
+      </w:pPr>
+      <w:r>
+        <w:rPr>
+          <w:color w:val="000000"/>
+        </w:rPr>
+        <w:t>Câu 3: the healthier</w:t>
+      </w:r>
+    </w:p>
+    <w:p>
+      <w:pPr>
+        <w:spacing w:before="60" w:after="120"/>
+      </w:pPr>
+      <w:r>
+        <w:rPr>
+          <w:color w:val="000000"/>
+        </w:rPr>
+        <w:t>Câu 4: better and better</w:t>
+      </w:r>
+    </w:p>
+    <w:p>
+      <w:pPr>
+        <w:spacing w:before="60" w:after="120"/>
+      </w:pPr>
+      <w:r>
+        <w:rPr>
+          <w:color w:val="000000"/>
+        </w:rPr>
+        <w:t>Câu 5: the better</w:t>
+      </w:r>
+    </w:p>
+    <w:p>
+      <w:pPr>
+        <w:spacing w:before="60" w:after="120"/>
+      </w:pPr>
+      <w:r>
+        <w:rPr>
+          <w:color w:val="000000"/>
+        </w:rPr>
+        <w:t>Câu 6: wider and wider</w:t>
+      </w:r>
+    </w:p>
+    <w:p>
+      <w:pPr>
+        <w:spacing w:before="60" w:after="120"/>
+      </w:pPr>
+      <w:r>
+        <w:rPr>
+          <w:color w:val="000000"/>
+        </w:rPr>
+        <w:t>Câu 7: the better</w:t>
+      </w:r>
+    </w:p>
+    <w:p>
+      <w:pPr>
+        <w:spacing w:before="60" w:after="120"/>
+      </w:pPr>
+      <w:r>
+        <w:rPr>
+          <w:color w:val="000000"/>
+        </w:rPr>
+        <w:t>Câu 8: more and more rapidly</w:t>
+      </w:r>
+    </w:p>
+    <w:p>
+      <w:pPr>
+        <w:spacing w:before="60" w:after="120"/>
+      </w:pPr>
+      <w:r>
+        <w:rPr>
+          <w:color w:val="000000"/>
+        </w:rPr>
+        <w:t>Câu 9: the more impatient</w:t>
+      </w:r>
+    </w:p>
+    <w:p>
+      <w:pPr>
+        <w:spacing w:before="60" w:after="120"/>
+      </w:pPr>
+      <w:r>
+        <w:rPr>
+          <w:color w:val="000000"/>
+        </w:rPr>
+        <w:t>Câu 10: the more</w:t>
+      </w:r>
+    </w:p>
+    <w:p>
+      <w:pPr>
+        <w:spacing w:before="240" w:after="60"/>
+        <w:keepNext/>
+      </w:pPr>
+      <w:r>
+        <w:rPr>
+          <w:color w:val="000000"/>
           <w:b/>
         </w:rPr>
-        <w:t xml:space="preserve">PHẦN 7: 1. It is one of the tallest buildings.; 2. She is the second tallest student.; 3. The more you read, the more you know.; 4. The weather gets colder and colder.; 5. I have fewer books than Lan.; 6. This box is three times as big as that one.; 7. He works more carefully than I do.; 8. Who is the oldest person here?; 9. My bag is different from yours.; 10. This test is not as easy as the last.</w:t>
-      </w:r>
-    </w:p>
-    <w:p>
-      <w:r>
-        <w:rPr>
+        <w:t>PHẦN 6</w:t>
+      </w:r>
+    </w:p>
+    <w:p>
+      <w:pPr>
+        <w:spacing w:before="60" w:after="120"/>
+      </w:pPr>
+      <w:r>
+        <w:rPr>
+          <w:color w:val="000000"/>
+        </w:rPr>
+        <w:t>Câu 1: The test becomes more and more difficult.</w:t>
+      </w:r>
+    </w:p>
+    <w:p>
+      <w:pPr>
+        <w:spacing w:before="60" w:after="120"/>
+      </w:pPr>
+      <w:r>
+        <w:rPr>
+          <w:color w:val="000000"/>
+        </w:rPr>
+        <w:t>Câu 2: The more you practice, the faster you improve.</w:t>
+      </w:r>
+    </w:p>
+    <w:p>
+      <w:pPr>
+        <w:spacing w:before="60" w:after="120"/>
+      </w:pPr>
+      <w:r>
+        <w:rPr>
+          <w:color w:val="000000"/>
+        </w:rPr>
+        <w:t>Câu 3: Hoa does not sing as well as Mai.</w:t>
+      </w:r>
+    </w:p>
+    <w:p>
+      <w:pPr>
+        <w:spacing w:before="60" w:after="120"/>
+      </w:pPr>
+      <w:r>
+        <w:rPr>
+          <w:color w:val="000000"/>
+        </w:rPr>
+        <w:t>Câu 4: I have never eaten a better meal than this.</w:t>
+      </w:r>
+    </w:p>
+    <w:p>
+      <w:pPr>
+        <w:spacing w:before="60" w:after="120"/>
+      </w:pPr>
+      <w:r>
+        <w:rPr>
+          <w:color w:val="000000"/>
+        </w:rPr>
+        <w:t>Câu 5: Nam is the second oldest member of the team.</w:t>
+      </w:r>
+    </w:p>
+    <w:p>
+      <w:pPr>
+        <w:spacing w:before="60" w:after="120"/>
+      </w:pPr>
+      <w:r>
+        <w:rPr>
+          <w:color w:val="000000"/>
+        </w:rPr>
+        <w:t>Câu 6: My house is twice as large as yours.</w:t>
+      </w:r>
+    </w:p>
+    <w:p>
+      <w:pPr>
+        <w:spacing w:before="60" w:after="120"/>
+      </w:pPr>
+      <w:r>
+        <w:rPr>
+          <w:color w:val="000000"/>
+        </w:rPr>
+        <w:t>Câu 7: Her phone is not the same as mine.</w:t>
+      </w:r>
+    </w:p>
+    <w:p>
+      <w:pPr>
+        <w:spacing w:before="60" w:after="120"/>
+      </w:pPr>
+      <w:r>
+        <w:rPr>
+          <w:color w:val="000000"/>
+        </w:rPr>
+        <w:t>Câu 8: A motorbike is faster than a bike.</w:t>
+      </w:r>
+    </w:p>
+    <w:p>
+      <w:pPr>
+        <w:spacing w:before="60" w:after="120"/>
+      </w:pPr>
+      <w:r>
+        <w:rPr>
+          <w:color w:val="000000"/>
+        </w:rPr>
+        <w:t>Câu 9: Lan works the hardest in the class.</w:t>
+      </w:r>
+    </w:p>
+    <w:p>
+      <w:pPr>
+        <w:spacing w:before="60" w:after="120"/>
+      </w:pPr>
+      <w:r>
+        <w:rPr>
+          <w:color w:val="000000"/>
+        </w:rPr>
+        <w:t>Câu 10: The night became colder and colder.</w:t>
+      </w:r>
+    </w:p>
+    <w:p>
+      <w:pPr>
+        <w:spacing w:before="240" w:after="60"/>
+        <w:keepNext/>
+      </w:pPr>
+      <w:r>
+        <w:rPr>
+          <w:color w:val="000000"/>
           <w:b/>
         </w:rPr>
-        <w:t xml:space="preserve">PHẦN 8: 1 Lan is as tall as Mai. 2 This car is more expensive than that one. 3 This is the tallest building in the city. 4 Nam runs faster than I do. 5 She is one of the best students. 6 It is getting colder and colder. 7 The more you practice, the faster you improve. 8 I have less time than you. 9 This room is twice as large as that one. 10 Today is not as hot as yesterday.</w:t>
-      </w:r>
-    </w:p>
-    <w:p>
-      <w:r>
-        <w:rPr>
+        <w:t>PHẦN 7</w:t>
+      </w:r>
+    </w:p>
+    <w:p>
+      <w:pPr>
+        <w:spacing w:before="60" w:after="120"/>
+      </w:pPr>
+      <w:r>
+        <w:rPr>
+          <w:color w:val="000000"/>
+        </w:rPr>
+        <w:t>Câu 1: It is one of the tallest buildings.</w:t>
+      </w:r>
+    </w:p>
+    <w:p>
+      <w:pPr>
+        <w:spacing w:before="60" w:after="120"/>
+      </w:pPr>
+      <w:r>
+        <w:rPr>
+          <w:color w:val="000000"/>
+        </w:rPr>
+        <w:t>Câu 2: She is the second tallest student.</w:t>
+      </w:r>
+    </w:p>
+    <w:p>
+      <w:pPr>
+        <w:spacing w:before="60" w:after="120"/>
+      </w:pPr>
+      <w:r>
+        <w:rPr>
+          <w:color w:val="000000"/>
+        </w:rPr>
+        <w:t>Câu 3: The more you read, the more you know.</w:t>
+      </w:r>
+    </w:p>
+    <w:p>
+      <w:pPr>
+        <w:spacing w:before="60" w:after="120"/>
+      </w:pPr>
+      <w:r>
+        <w:rPr>
+          <w:color w:val="000000"/>
+        </w:rPr>
+        <w:t>Câu 4: The weather gets colder and colder.</w:t>
+      </w:r>
+    </w:p>
+    <w:p>
+      <w:pPr>
+        <w:spacing w:before="60" w:after="120"/>
+      </w:pPr>
+      <w:r>
+        <w:rPr>
+          <w:color w:val="000000"/>
+        </w:rPr>
+        <w:t>Câu 5: I have fewer books than Lan.</w:t>
+      </w:r>
+    </w:p>
+    <w:p>
+      <w:pPr>
+        <w:spacing w:before="60" w:after="120"/>
+      </w:pPr>
+      <w:r>
+        <w:rPr>
+          <w:color w:val="000000"/>
+        </w:rPr>
+        <w:t>Câu 6: This box is three times as big as that one.</w:t>
+      </w:r>
+    </w:p>
+    <w:p>
+      <w:pPr>
+        <w:spacing w:before="60" w:after="120"/>
+      </w:pPr>
+      <w:r>
+        <w:rPr>
+          <w:color w:val="000000"/>
+        </w:rPr>
+        <w:t>Câu 7: He works more carefully than I do.</w:t>
+      </w:r>
+    </w:p>
+    <w:p>
+      <w:pPr>
+        <w:spacing w:before="60" w:after="120"/>
+      </w:pPr>
+      <w:r>
+        <w:rPr>
+          <w:color w:val="000000"/>
+        </w:rPr>
+        <w:t>Câu 8: Who is the oldest person here?</w:t>
+      </w:r>
+    </w:p>
+    <w:p>
+      <w:pPr>
+        <w:spacing w:before="60" w:after="120"/>
+      </w:pPr>
+      <w:r>
+        <w:rPr>
+          <w:color w:val="000000"/>
+        </w:rPr>
+        <w:t>Câu 9: My bag is different from yours.</w:t>
+      </w:r>
+    </w:p>
+    <w:p>
+      <w:pPr>
+        <w:spacing w:before="60" w:after="120"/>
+      </w:pPr>
+      <w:r>
+        <w:rPr>
+          <w:color w:val="000000"/>
+        </w:rPr>
+        <w:t>Câu 10: This test is not as easy as the last.</w:t>
+      </w:r>
+    </w:p>
+    <w:p>
+      <w:pPr>
+        <w:spacing w:before="240" w:after="60"/>
+        <w:keepNext/>
+      </w:pPr>
+      <w:r>
+        <w:rPr>
+          <w:color w:val="000000"/>
           <w:b/>
         </w:rPr>
-        <w:t xml:space="preserve">PHẦN 9: 1. Hoa. 2. Yes. 3. More regularly than last year. 4. She becomes more confident. 5. Nam's.</w:t>
-      </w:r>
-    </w:p>
-    <w:p>
-      <w:r>
-        <w:rPr>
+        <w:t>PHẦN 8</w:t>
+      </w:r>
+    </w:p>
+    <w:p>
+      <w:pPr>
+        <w:spacing w:before="60" w:after="120"/>
+      </w:pPr>
+      <w:r>
+        <w:rPr>
+          <w:color w:val="000000"/>
+        </w:rPr>
+        <w:t>Câu 1: Lan is as tall as Mai.</w:t>
+      </w:r>
+    </w:p>
+    <w:p>
+      <w:pPr>
+        <w:spacing w:before="60" w:after="120"/>
+      </w:pPr>
+      <w:r>
+        <w:rPr>
+          <w:color w:val="000000"/>
+        </w:rPr>
+        <w:t>Câu 2: This car is more expensive than that one.</w:t>
+      </w:r>
+    </w:p>
+    <w:p>
+      <w:pPr>
+        <w:spacing w:before="60" w:after="120"/>
+      </w:pPr>
+      <w:r>
+        <w:rPr>
+          <w:color w:val="000000"/>
+        </w:rPr>
+        <w:t>Câu 3: This is the tallest building in the city.</w:t>
+      </w:r>
+    </w:p>
+    <w:p>
+      <w:pPr>
+        <w:spacing w:before="60" w:after="120"/>
+      </w:pPr>
+      <w:r>
+        <w:rPr>
+          <w:color w:val="000000"/>
+        </w:rPr>
+        <w:t>Câu 4: Nam runs faster than I do.</w:t>
+      </w:r>
+    </w:p>
+    <w:p>
+      <w:pPr>
+        <w:spacing w:before="60" w:after="120"/>
+      </w:pPr>
+      <w:r>
+        <w:rPr>
+          <w:color w:val="000000"/>
+        </w:rPr>
+        <w:t>Câu 5: She is one of the best students.</w:t>
+      </w:r>
+    </w:p>
+    <w:p>
+      <w:pPr>
+        <w:spacing w:before="60" w:after="120"/>
+      </w:pPr>
+      <w:r>
+        <w:rPr>
+          <w:color w:val="000000"/>
+        </w:rPr>
+        <w:t>Câu 6: It is getting colder and colder.</w:t>
+      </w:r>
+    </w:p>
+    <w:p>
+      <w:pPr>
+        <w:spacing w:before="60" w:after="120"/>
+      </w:pPr>
+      <w:r>
+        <w:rPr>
+          <w:color w:val="000000"/>
+        </w:rPr>
+        <w:t>Câu 7: The more you practice, the faster you improve.</w:t>
+      </w:r>
+    </w:p>
+    <w:p>
+      <w:pPr>
+        <w:spacing w:before="60" w:after="120"/>
+      </w:pPr>
+      <w:r>
+        <w:rPr>
+          <w:color w:val="000000"/>
+        </w:rPr>
+        <w:t>Câu 8: I have less time than you.</w:t>
+      </w:r>
+    </w:p>
+    <w:p>
+      <w:pPr>
+        <w:spacing w:before="60" w:after="120"/>
+      </w:pPr>
+      <w:r>
+        <w:rPr>
+          <w:color w:val="000000"/>
+        </w:rPr>
+        <w:t>Câu 9: This room is twice as large as that one.</w:t>
+      </w:r>
+    </w:p>
+    <w:p>
+      <w:pPr>
+        <w:spacing w:before="60" w:after="120"/>
+      </w:pPr>
+      <w:r>
+        <w:rPr>
+          <w:color w:val="000000"/>
+        </w:rPr>
+        <w:t>Câu 10: Today is not as hot as yesterday.</w:t>
+      </w:r>
+    </w:p>
+    <w:p>
+      <w:pPr>
+        <w:spacing w:before="240" w:after="60"/>
+        <w:keepNext/>
+      </w:pPr>
+      <w:r>
+        <w:rPr>
+          <w:color w:val="000000"/>
           <w:b/>
         </w:rPr>
-        <w:t xml:space="preserve">BÀI VIẾT MẪU (98 từ): Hoa, Nam and Minh are members of our running club. Minh is tall, but he is not as fast as Nam. Hoa is the fastest of the three and one of the strongest runners at school. Nam trains more often than Minh, while Hoa trains the most regularly. Nam's best time is almost as good as Hoa's. Minh is becoming fitter and fitter because he now practices every morning. The more consistently they train, the more confident they become. Hoa is currently the best runner, but all three students work hard and encourage one another before every competition.</w:t>
+        <w:t>PHẦN 9</w:t>
+      </w:r>
+    </w:p>
+    <w:p>
+      <w:pPr>
+        <w:spacing w:before="60" w:after="120"/>
+      </w:pPr>
+      <w:r>
+        <w:rPr>
+          <w:color w:val="000000"/>
+        </w:rPr>
+        <w:t>Câu 1: Hoa.</w:t>
+      </w:r>
+    </w:p>
+    <w:p>
+      <w:pPr>
+        <w:spacing w:before="60" w:after="120"/>
+      </w:pPr>
+      <w:r>
+        <w:rPr>
+          <w:color w:val="000000"/>
+        </w:rPr>
+        <w:t>Câu 2: Yes.</w:t>
+      </w:r>
+    </w:p>
+    <w:p>
+      <w:pPr>
+        <w:spacing w:before="60" w:after="120"/>
+      </w:pPr>
+      <w:r>
+        <w:rPr>
+          <w:color w:val="000000"/>
+        </w:rPr>
+        <w:t>Câu 3: More regularly than last year.</w:t>
+      </w:r>
+    </w:p>
+    <w:p>
+      <w:pPr>
+        <w:spacing w:before="60" w:after="120"/>
+      </w:pPr>
+      <w:r>
+        <w:rPr>
+          <w:color w:val="000000"/>
+        </w:rPr>
+        <w:t>Câu 4: She becomes more confident.</w:t>
+      </w:r>
+    </w:p>
+    <w:p>
+      <w:pPr>
+        <w:spacing w:before="60" w:after="120"/>
+      </w:pPr>
+      <w:r>
+        <w:rPr>
+          <w:color w:val="000000"/>
+        </w:rPr>
+        <w:t>Câu 5: Nam's.</w:t>
+      </w:r>
+    </w:p>
+    <w:p>
+      <w:pPr>
+        <w:spacing w:before="240" w:after="60"/>
+        <w:keepNext/>
+      </w:pPr>
+      <w:r>
+        <w:rPr>
+          <w:color w:val="000000"/>
+          <w:b/>
+        </w:rPr>
+        <w:t>PHẦN 10</w:t>
+      </w:r>
+    </w:p>
+    <w:p>
+      <w:pPr>
+        <w:spacing w:before="240" w:after="60"/>
+        <w:keepNext/>
+      </w:pPr>
+      <w:r>
+        <w:rPr>
+          <w:color w:val="000000"/>
+          <w:b/>
+        </w:rPr>
+        <w:t>Câu trả lời tham khảo</w:t>
+      </w:r>
+    </w:p>
+    <w:p>
+      <w:pPr>
+        <w:spacing w:before="0" w:after="160"/>
+      </w:pPr>
+      <w:r>
+        <w:rPr>
+          <w:color w:val="000000"/>
+        </w:rPr>
+        <w:t>BÀI VIẾT MẪU (98 từ): Hoa, Nam and Minh are members of our running club. Minh is tall, but he is not as fast as Nam. Hoa is the fastest of the three and one of the strongest runners at school. Nam trains more often than Minh, while Hoa trains the most regularly. Nam's best time is almost as good as Hoa's. Minh is becoming fitter and fitter because he now practices every morning. The more consistently they train, the more confident they become. Hoa is currently the best runner, but all three students work hard and encourage one another before every competition.</w:t>
       </w:r>
     </w:p>
     <w:sectPr>
